--- a/fixtures/flow-features.docx
+++ b/fixtures/flow-features.docx
@@ -25,10 +25,39 @@
       </w:r>
     </w:p>
     <w:tbl>
+      <w:tblPr>
+        <w:tblBorders>
+          <w:top w:val="single" w:sz="8" w:color="auto"/>
+          <w:left w:val="single" w:sz="8" w:color="auto"/>
+          <w:bottom w:val="single" w:sz="8" w:color="auto"/>
+          <w:right w:val="single" w:sz="8" w:color="auto"/>
+          <w:insideH w:val="single" w:sz="4" w:color="auto"/>
+          <w:insideV w:val="single" w:sz="4" w:color="auto"/>
+        </w:tblBorders>
+        <w:tblCellMar>
+          <w:top w:w="0" w:type="dxa"/>
+          <w:left w:w="108" w:type="dxa"/>
+          <w:bottom w:w="0" w:type="dxa"/>
+          <w:right w:w="108" w:type="dxa"/>
+        </w:tblCellMar>
+      </w:tblPr>
       <w:tblGrid>
         <w:gridCol w:w="2160"/>
         <w:gridCol w:w="2880"/>
       </w:tblGrid>
+      <w:tr>
+        <w:tc>
+          <w:tcPr>
+            <w:tcW w:w="5040"/>
+            <w:gridSpan w:val="2"/>
+          </w:tcPr>
+          <w:p>
+            <w:r>
+              <w:t>Spanning header</w:t>
+            </w:r>
+          </w:p>
+        </w:tc>
+      </w:tr>
       <w:tr>
         <w:tc>
           <w:tcPr>
@@ -46,6 +75,9 @@
             <w:tcW w:w="2880"/>
           </w:tcPr>
           <w:p>
+            <w:pPr>
+              <w:jc w:val="right"/>
+            </w:pPr>
             <w:r>
               <w:t>Right cell</w:t>
             </w:r>

--- a/fixtures/flow-features.docx
+++ b/fixtures/flow-features.docx
@@ -84,6 +84,83 @@
           </w:p>
         </w:tc>
       </w:tr>
+      <w:tr>
+        <w:tc>
+          <w:tcPr>
+            <w:tcW w:w="2160"/>
+            <w:vMerge w:val="restart"/>
+          </w:tcPr>
+          <w:p>
+            <w:r>
+              <w:t>Merged label</w:t>
+            </w:r>
+          </w:p>
+        </w:tc>
+        <w:tc>
+          <w:tcPr>
+            <w:tcW w:w="2880"/>
+          </w:tcPr>
+          <w:p>
+            <w:r>
+              <w:t>First span row</w:t>
+            </w:r>
+          </w:p>
+        </w:tc>
+      </w:tr>
+      <w:tr>
+        <w:tc>
+          <w:tcPr>
+            <w:tcW w:w="2160"/>
+            <w:vMerge/>
+          </w:tcPr>
+          <w:p/>
+        </w:tc>
+        <w:tc>
+          <w:tcPr>
+            <w:tcW w:w="2880"/>
+          </w:tcPr>
+          <w:p>
+            <w:r>
+              <w:t>Second span row</w:t>
+            </w:r>
+          </w:p>
+        </w:tc>
+      </w:tr>
+      <w:tr>
+        <w:tc>
+          <w:tcPr>
+            <w:tcW w:w="2160"/>
+          </w:tcPr>
+          <w:p>
+            <w:r>
+              <w:drawing>
+                <wp:inline>
+                  <wp:extent cx="457200" cy="457200"/>
+                  <a:graphic>
+                    <a:graphicData>
+                      <pic:pic>
+                        <pic:blipFill>
+                          <a:blip r:embed="rIdImage"/>
+                        </pic:blipFill>
+                      </pic:pic>
+                    </a:graphicData>
+                  </a:graphic>
+                </wp:inline>
+              </w:drawing>
+            </w:r>
+          </w:p>
+        </w:tc>
+        <w:tc>
+          <w:tcPr>
+            <w:tcW w:w="2880"/>
+          </w:tcPr>
+          <w:p>
+            <w:r>
+              <w:t>Beside the picture</w:t>
+            </w:r>
+          </w:p>
+        </w:tc>
+      </w:tr>
     </w:tbl>
     <w:p>
       <w:r>
@@ -133,6 +210,31 @@
 
 <file path=word/header1.xml><?xml version="1.0" encoding="utf-8"?>
 <w:hdr xmlns:w="http://schemas.openxmlformats.org/wordprocessingml/2006/main">
+  <w:tbl>
+    <w:tblPr>
+      <w:tblBorders>
+        <w:top w:val="single" w:sz="8" w:color="auto"/>
+        <w:left w:val="single" w:sz="8" w:color="auto"/>
+        <w:bottom w:val="single" w:sz="8" w:color="auto"/>
+        <w:right w:val="single" w:sz="8" w:color="auto"/>
+      </w:tblBorders>
+    </w:tblPr>
+    <w:tblGrid>
+      <w:gridCol w:w="1440"/>
+    </w:tblGrid>
+    <w:tr>
+      <w:tc>
+        <w:tcPr>
+          <w:tcW w:w="1440"/>
+        </w:tcPr>
+        <w:p>
+          <w:r>
+            <w:t>Header table</w:t>
+          </w:r>
+        </w:p>
+      </w:tc>
+    </w:tr>
+  </w:tbl>
   <w:p>
     <w:r>
       <w:t>Repeated header</w:t>
